--- a/00-首页/题组Word/初赛模拟卷/真题版式/初赛模拟卷I（非有机·答案与解析版·真题版式）.docx
+++ b/00-首页/题组Word/初赛模拟卷/真题版式/初赛模拟卷I（非有机·答案与解析版·真题版式）.docx
@@ -4937,7 +4937,7 @@
       <w:r>
         <w:drawing>
           <wp:inline>
-            <wp:extent cx="4394200" cy="1854200"/>
+            <wp:extent cx="3600000" cy="1519075"/>
             <wp:effectExtent b="0" l="0" r="0" t="0"/>
             <wp:docPr descr="" title="" id="22" name="Picture"/>
             <a:graphic>
@@ -4958,7 +4958,7 @@
                   <pic:spPr bwMode="auto">
                     <a:xfrm>
                       <a:off x="0" y="0"/>
-                      <a:ext cx="4394200" cy="1854200"/>
+                      <a:ext cx="3600000" cy="1519075"/>
                     </a:xfrm>
                     <a:prstGeom prst="rect">
                       <a:avLst/>
@@ -5243,7 +5243,7 @@
       <w:r>
         <w:drawing>
           <wp:inline>
-            <wp:extent cx="3962400" cy="2971800"/>
+            <wp:extent cx="3600000" cy="2700000"/>
             <wp:effectExtent b="0" l="0" r="0" t="0"/>
             <wp:docPr descr="" title="" id="25" name="Picture"/>
             <a:graphic>
@@ -5264,7 +5264,7 @@
                   <pic:spPr bwMode="auto">
                     <a:xfrm>
                       <a:off x="0" y="0"/>
-                      <a:ext cx="3962400" cy="2971800"/>
+                      <a:ext cx="3600000" cy="2700000"/>
                     </a:xfrm>
                     <a:prstGeom prst="rect">
                       <a:avLst/>
@@ -17381,7 +17381,7 @@
       <w:r>
         <w:drawing>
           <wp:inline>
-            <wp:extent cx="3365500" cy="2794000"/>
+            <wp:extent cx="3240000" cy="2689811"/>
             <wp:effectExtent b="0" l="0" r="0" t="0"/>
             <wp:docPr descr="" title="" id="36" name="Picture"/>
             <a:graphic>
@@ -17402,7 +17402,7 @@
                   <pic:spPr bwMode="auto">
                     <a:xfrm>
                       <a:off x="0" y="0"/>
-                      <a:ext cx="3365500" cy="2794000"/>
+                      <a:ext cx="3240000" cy="2689811"/>
                     </a:xfrm>
                     <a:prstGeom prst="rect">
                       <a:avLst/>
@@ -20299,7 +20299,7 @@
       <w:r>
         <w:drawing>
           <wp:inline>
-            <wp:extent cx="6184900" cy="3240887"/>
+            <wp:extent cx="3600000" cy="1886399"/>
             <wp:effectExtent b="0" l="0" r="0" t="0"/>
             <wp:docPr descr="" title="" id="52" name="Picture"/>
             <a:graphic>
@@ -20320,7 +20320,7 @@
                   <pic:spPr bwMode="auto">
                     <a:xfrm>
                       <a:off x="0" y="0"/>
-                      <a:ext cx="6184900" cy="3240887"/>
+                      <a:ext cx="3600000" cy="1886399"/>
                     </a:xfrm>
                     <a:prstGeom prst="rect">
                       <a:avLst/>
@@ -25312,7 +25312,7 @@
       <w:r>
         <w:drawing>
           <wp:inline>
-            <wp:extent cx="3606800" cy="2235200"/>
+            <wp:extent cx="3600000" cy="2230985"/>
             <wp:effectExtent b="0" l="0" r="0" t="0"/>
             <wp:docPr descr="" title="" id="65" name="Picture"/>
             <a:graphic>
@@ -25333,7 +25333,7 @@
                   <pic:spPr bwMode="auto">
                     <a:xfrm>
                       <a:off x="0" y="0"/>
-                      <a:ext cx="3606800" cy="2235200"/>
+                      <a:ext cx="3600000" cy="2230985"/>
                     </a:xfrm>
                     <a:prstGeom prst="rect">
                       <a:avLst/>
@@ -25979,7 +25979,7 @@
       <w:r>
         <w:drawing>
           <wp:inline>
-            <wp:extent cx="4140200" cy="4318000"/>
+            <wp:extent cx="3240000" cy="3379141"/>
             <wp:effectExtent b="0" l="0" r="0" t="0"/>
             <wp:docPr descr="" title="" id="70" name="Picture"/>
             <a:graphic>
@@ -26000,7 +26000,7 @@
                   <pic:spPr bwMode="auto">
                     <a:xfrm>
                       <a:off x="0" y="0"/>
-                      <a:ext cx="4140200" cy="4318000"/>
+                      <a:ext cx="3240000" cy="3379141"/>
                     </a:xfrm>
                     <a:prstGeom prst="rect">
                       <a:avLst/>

--- a/00-首页/题组Word/初赛模拟卷/真题版式/初赛模拟卷I（非有机·答案与解析版·真题版式）.docx
+++ b/00-首页/题组Word/初赛模拟卷/真题版式/初赛模拟卷I（非有机·答案与解析版·真题版式）.docx
@@ -34813,12 +34813,13 @@
         <w:tblLook w:firstRow="1" w:lastRow="0" w:firstColumn="0" w:lastColumn="0" w:noHBand="0" w:noVBand="0" w:val="0020"/>
       </w:tblPr>
       <w:tblGrid>
-        <w:gridCol w:w="967"/>
-        <w:gridCol w:w="4549"/>
-        <w:gridCol w:w="1944"/>
-        <w:gridCol w:w="1170"/>
-        <w:gridCol w:w="600"/>
-        <w:gridCol w:w="522"/>
+        <w:gridCol w:w="737"/>
+        <w:gridCol w:w="2479"/>
+        <w:gridCol w:w="3061"/>
+        <w:gridCol w:w="867"/>
+        <w:gridCol w:w="964"/>
+        <w:gridCol w:w="992"/>
+        <w:gridCol w:w="652"/>
       </w:tblGrid>
       <w:tr>
         <w:trPr>
@@ -34826,7 +34827,7 @@
         </w:trPr>
         <w:tc>
           <w:tcPr>
-            <w:tcW w:type="dxa" w:w="967"/>
+            <w:tcW w:type="dxa" w:w="737"/>
           </w:tcPr>
           <w:tcPr/>
           <w:p>
@@ -34844,13 +34845,29 @@
         </w:tc>
         <w:tc>
           <w:tcPr>
-            <w:tcW w:type="dxa" w:w="4549"/>
+            <w:tcW w:type="dxa" w:w="2479"/>
           </w:tcPr>
           <w:tcPr/>
           <w:p>
             <w:pPr>
               <w:pStyle w:val="Compact"/>
-              <w:jc w:val="left"/>
+            </w:pPr>
+            <w:r>
+              <w:rPr>
+                <w:rFonts w:ascii="Times New Roman" w:hAnsi="Times New Roman" w:cs="Times New Roman" w:eastAsia="SimSun"/>
+              </w:rPr>
+              <w:t xml:space="preserve">题名</w:t>
+            </w:r>
+          </w:p>
+        </w:tc>
+        <w:tc>
+          <w:tcPr>
+            <w:tcW w:type="dxa" w:w="3061"/>
+          </w:tcPr>
+          <w:tcPr/>
+          <w:p>
+            <w:pPr>
+              <w:pStyle w:val="Compact"/>
             </w:pPr>
             <w:r>
               <w:rPr>
@@ -34862,31 +34879,31 @@
         </w:tc>
         <w:tc>
           <w:tcPr>
-            <w:tcW w:type="dxa" w:w="1944"/>
+            <w:tcW w:type="dxa" w:w="867"/>
           </w:tcPr>
           <w:tcPr/>
           <w:p>
             <w:pPr>
               <w:pStyle w:val="Compact"/>
-              <w:jc w:val="left"/>
+              <w:jc w:val="center"/>
             </w:pPr>
             <w:r>
               <w:rPr>
                 <w:rFonts w:ascii="Times New Roman" w:hAnsi="Times New Roman" w:cs="Times New Roman" w:eastAsia="SimSun"/>
               </w:rPr>
-              <w:t xml:space="preserve">原书套卷·题号</w:t>
+              <w:t xml:space="preserve">来源</w:t>
             </w:r>
           </w:p>
         </w:tc>
         <w:tc>
           <w:tcPr>
-            <w:tcW w:type="dxa" w:w="1170"/>
+            <w:tcW w:type="dxa" w:w="964"/>
           </w:tcPr>
           <w:tcPr/>
           <w:p>
             <w:pPr>
               <w:pStyle w:val="Compact"/>
-              <w:jc w:val="left"/>
+              <w:jc w:val="center"/>
             </w:pPr>
             <w:r>
               <w:rPr>
@@ -34898,7 +34915,7 @@
         </w:tc>
         <w:tc>
           <w:tcPr>
-            <w:tcW w:type="dxa" w:w="600"/>
+            <w:tcW w:type="dxa" w:w="992"/>
           </w:tcPr>
           <w:tcPr/>
           <w:p>
@@ -34916,7 +34933,7 @@
         </w:tc>
         <w:tc>
           <w:tcPr>
-            <w:tcW w:type="dxa" w:w="522"/>
+            <w:tcW w:type="dxa" w:w="652"/>
           </w:tcPr>
           <w:tcPr/>
           <w:p>
@@ -34936,7 +34953,7 @@
       <w:tr>
         <w:tc>
           <w:tcPr>
-            <w:tcW w:type="dxa" w:w="967"/>
+            <w:tcW w:type="dxa" w:w="737"/>
           </w:tcPr>
           <w:tcPr/>
           <w:p>
@@ -34951,13 +34968,29 @@
         </w:tc>
         <w:tc>
           <w:tcPr>
-            <w:tcW w:type="dxa" w:w="4549"/>
+            <w:tcW w:type="dxa" w:w="2479"/>
           </w:tcPr>
           <w:tcPr/>
           <w:p>
             <w:pPr>
               <w:pStyle w:val="Compact"/>
-              <w:jc w:val="left"/>
+            </w:pPr>
+            <w:r>
+              <w:rPr>
+                <w:rFonts w:ascii="Times New Roman" w:hAnsi="Times New Roman" w:cs="Times New Roman" w:eastAsia="SimSun"/>
+              </w:rPr>
+              <w:t xml:space="preserve">完成反应方程式</w:t>
+            </w:r>
+          </w:p>
+        </w:tc>
+        <w:tc>
+          <w:tcPr>
+            <w:tcW w:type="dxa" w:w="3061"/>
+          </w:tcPr>
+          <w:tcPr/>
+          <w:p>
+            <w:pPr>
+              <w:pStyle w:val="Compact"/>
             </w:pPr>
             <w:r>
               <w:rPr>
@@ -34969,43 +35002,31 @@
         </w:tc>
         <w:tc>
           <w:tcPr>
-            <w:tcW w:type="dxa" w:w="1944"/>
+            <w:tcW w:type="dxa" w:w="867"/>
           </w:tcPr>
           <w:tcPr/>
           <w:p>
             <w:pPr>
               <w:pStyle w:val="Compact"/>
-              <w:jc w:val="left"/>
+              <w:jc w:val="center"/>
             </w:pPr>
-            <w:r>
-              <w:t xml:space="preserve">2019 </w:t>
-            </w:r>
             <w:r>
               <w:rPr>
                 <w:rFonts w:ascii="Times New Roman" w:hAnsi="Times New Roman" w:cs="Times New Roman" w:eastAsia="SimSun"/>
               </w:rPr>
-              <w:t xml:space="preserve">BST4强化一</w:t>
-            </w:r>
-            <w:r>
-              <w:t xml:space="preserve"> </w:t>
-            </w:r>
-            <w:r>
-              <w:rPr>
-                <w:rFonts w:ascii="Times New Roman" w:hAnsi="Times New Roman" w:cs="Times New Roman" w:eastAsia="SimSun"/>
-              </w:rPr>
-              <w:t xml:space="preserve">第1题</w:t>
+              <w:t xml:space="preserve">北斗学友</w:t>
             </w:r>
           </w:p>
         </w:tc>
         <w:tc>
           <w:tcPr>
-            <w:tcW w:type="dxa" w:w="1170"/>
+            <w:tcW w:type="dxa" w:w="964"/>
           </w:tcPr>
           <w:tcPr/>
           <w:p>
             <w:pPr>
               <w:pStyle w:val="Compact"/>
-              <w:jc w:val="left"/>
+              <w:jc w:val="center"/>
             </w:pPr>
             <w:r>
               <w:rPr>
@@ -35017,7 +35038,7 @@
         </w:tc>
         <w:tc>
           <w:tcPr>
-            <w:tcW w:type="dxa" w:w="600"/>
+            <w:tcW w:type="dxa" w:w="992"/>
           </w:tcPr>
           <w:tcPr/>
           <w:p>
@@ -35026,13 +35047,13 @@
               <w:jc w:val="center"/>
             </w:pPr>
             <w:r>
-              <w:t xml:space="preserve">4</w:t>
+              <w:t xml:space="preserve">⭐⭐⭐⭐</w:t>
             </w:r>
           </w:p>
         </w:tc>
         <w:tc>
           <w:tcPr>
-            <w:tcW w:type="dxa" w:w="522"/>
+            <w:tcW w:type="dxa" w:w="652"/>
           </w:tcPr>
           <w:tcPr/>
           <w:p>
@@ -35049,7 +35070,7 @@
       <w:tr>
         <w:tc>
           <w:tcPr>
-            <w:tcW w:type="dxa" w:w="967"/>
+            <w:tcW w:type="dxa" w:w="737"/>
           </w:tcPr>
           <w:tcPr/>
           <w:p>
@@ -35064,13 +35085,29 @@
         </w:tc>
         <w:tc>
           <w:tcPr>
-            <w:tcW w:type="dxa" w:w="4549"/>
+            <w:tcW w:type="dxa" w:w="2479"/>
           </w:tcPr>
           <w:tcPr/>
           <w:p>
             <w:pPr>
               <w:pStyle w:val="Compact"/>
-              <w:jc w:val="left"/>
+            </w:pPr>
+            <w:r>
+              <w:rPr>
+                <w:rFonts w:ascii="Times New Roman" w:hAnsi="Times New Roman" w:cs="Times New Roman" w:eastAsia="SimSun"/>
+              </w:rPr>
+              <w:t xml:space="preserve">镓的反常化合价</w:t>
+            </w:r>
+          </w:p>
+        </w:tc>
+        <w:tc>
+          <w:tcPr>
+            <w:tcW w:type="dxa" w:w="3061"/>
+          </w:tcPr>
+          <w:tcPr/>
+          <w:p>
+            <w:pPr>
+              <w:pStyle w:val="Compact"/>
             </w:pPr>
             <w:r>
               <w:rPr>
@@ -35082,43 +35119,31 @@
         </w:tc>
         <w:tc>
           <w:tcPr>
-            <w:tcW w:type="dxa" w:w="1944"/>
+            <w:tcW w:type="dxa" w:w="867"/>
           </w:tcPr>
           <w:tcPr/>
           <w:p>
             <w:pPr>
               <w:pStyle w:val="Compact"/>
-              <w:jc w:val="left"/>
+              <w:jc w:val="center"/>
             </w:pPr>
-            <w:r>
-              <w:t xml:space="preserve">2019 </w:t>
-            </w:r>
             <w:r>
               <w:rPr>
                 <w:rFonts w:ascii="Times New Roman" w:hAnsi="Times New Roman" w:cs="Times New Roman" w:eastAsia="SimSun"/>
               </w:rPr>
-              <w:t xml:space="preserve">BST4强化一</w:t>
-            </w:r>
-            <w:r>
-              <w:t xml:space="preserve"> </w:t>
-            </w:r>
-            <w:r>
-              <w:rPr>
-                <w:rFonts w:ascii="Times New Roman" w:hAnsi="Times New Roman" w:cs="Times New Roman" w:eastAsia="SimSun"/>
-              </w:rPr>
-              <w:t xml:space="preserve">第3题</w:t>
+              <w:t xml:space="preserve">北斗学友</w:t>
             </w:r>
           </w:p>
         </w:tc>
         <w:tc>
           <w:tcPr>
-            <w:tcW w:type="dxa" w:w="1170"/>
+            <w:tcW w:type="dxa" w:w="964"/>
           </w:tcPr>
           <w:tcPr/>
           <w:p>
             <w:pPr>
               <w:pStyle w:val="Compact"/>
-              <w:jc w:val="left"/>
+              <w:jc w:val="center"/>
             </w:pPr>
             <w:r>
               <w:rPr>
@@ -35130,7 +35155,7 @@
         </w:tc>
         <w:tc>
           <w:tcPr>
-            <w:tcW w:type="dxa" w:w="600"/>
+            <w:tcW w:type="dxa" w:w="992"/>
           </w:tcPr>
           <w:tcPr/>
           <w:p>
@@ -35139,13 +35164,13 @@
               <w:jc w:val="center"/>
             </w:pPr>
             <w:r>
-              <w:t xml:space="preserve">4</w:t>
+              <w:t xml:space="preserve">⭐⭐⭐⭐</w:t>
             </w:r>
           </w:p>
         </w:tc>
         <w:tc>
           <w:tcPr>
-            <w:tcW w:type="dxa" w:w="522"/>
+            <w:tcW w:type="dxa" w:w="652"/>
           </w:tcPr>
           <w:tcPr/>
           <w:p>
@@ -35162,7 +35187,7 @@
       <w:tr>
         <w:tc>
           <w:tcPr>
-            <w:tcW w:type="dxa" w:w="967"/>
+            <w:tcW w:type="dxa" w:w="737"/>
           </w:tcPr>
           <w:tcPr/>
           <w:p>
@@ -35177,13 +35202,29 @@
         </w:tc>
         <w:tc>
           <w:tcPr>
-            <w:tcW w:type="dxa" w:w="4549"/>
+            <w:tcW w:type="dxa" w:w="2479"/>
           </w:tcPr>
           <w:tcPr/>
           <w:p>
             <w:pPr>
               <w:pStyle w:val="Compact"/>
-              <w:jc w:val="left"/>
+            </w:pPr>
+            <w:r>
+              <w:rPr>
+                <w:rFonts w:ascii="Times New Roman" w:hAnsi="Times New Roman" w:cs="Times New Roman" w:eastAsia="SimSun"/>
+              </w:rPr>
+              <w:t xml:space="preserve">二氯化锡的水解与检验</w:t>
+            </w:r>
+          </w:p>
+        </w:tc>
+        <w:tc>
+          <w:tcPr>
+            <w:tcW w:type="dxa" w:w="3061"/>
+          </w:tcPr>
+          <w:tcPr/>
+          <w:p>
+            <w:pPr>
+              <w:pStyle w:val="Compact"/>
             </w:pPr>
             <w:r>
               <w:rPr>
@@ -35195,43 +35236,31 @@
         </w:tc>
         <w:tc>
           <w:tcPr>
-            <w:tcW w:type="dxa" w:w="1944"/>
+            <w:tcW w:type="dxa" w:w="867"/>
           </w:tcPr>
           <w:tcPr/>
           <w:p>
             <w:pPr>
               <w:pStyle w:val="Compact"/>
-              <w:jc w:val="left"/>
+              <w:jc w:val="center"/>
             </w:pPr>
-            <w:r>
-              <w:t xml:space="preserve">2019 </w:t>
-            </w:r>
             <w:r>
               <w:rPr>
                 <w:rFonts w:ascii="Times New Roman" w:hAnsi="Times New Roman" w:cs="Times New Roman" w:eastAsia="SimSun"/>
               </w:rPr>
-              <w:t xml:space="preserve">BST7押题一</w:t>
-            </w:r>
-            <w:r>
-              <w:t xml:space="preserve"> </w:t>
-            </w:r>
-            <w:r>
-              <w:rPr>
-                <w:rFonts w:ascii="Times New Roman" w:hAnsi="Times New Roman" w:cs="Times New Roman" w:eastAsia="SimSun"/>
-              </w:rPr>
-              <w:t xml:space="preserve">第5题</w:t>
+              <w:t xml:space="preserve">北斗学友</w:t>
             </w:r>
           </w:p>
         </w:tc>
         <w:tc>
           <w:tcPr>
-            <w:tcW w:type="dxa" w:w="1170"/>
+            <w:tcW w:type="dxa" w:w="964"/>
           </w:tcPr>
           <w:tcPr/>
           <w:p>
             <w:pPr>
               <w:pStyle w:val="Compact"/>
-              <w:jc w:val="left"/>
+              <w:jc w:val="center"/>
             </w:pPr>
             <w:r>
               <w:rPr>
@@ -35243,7 +35272,7 @@
         </w:tc>
         <w:tc>
           <w:tcPr>
-            <w:tcW w:type="dxa" w:w="600"/>
+            <w:tcW w:type="dxa" w:w="992"/>
           </w:tcPr>
           <w:tcPr/>
           <w:p>
@@ -35252,13 +35281,13 @@
               <w:jc w:val="center"/>
             </w:pPr>
             <w:r>
-              <w:t xml:space="preserve">4</w:t>
+              <w:t xml:space="preserve">⭐⭐⭐⭐</w:t>
             </w:r>
           </w:p>
         </w:tc>
         <w:tc>
           <w:tcPr>
-            <w:tcW w:type="dxa" w:w="522"/>
+            <w:tcW w:type="dxa" w:w="652"/>
           </w:tcPr>
           <w:tcPr/>
           <w:p>
@@ -35275,7 +35304,7 @@
       <w:tr>
         <w:tc>
           <w:tcPr>
-            <w:tcW w:type="dxa" w:w="967"/>
+            <w:tcW w:type="dxa" w:w="737"/>
           </w:tcPr>
           <w:tcPr/>
           <w:p>
@@ -35290,13 +35319,29 @@
         </w:tc>
         <w:tc>
           <w:tcPr>
-            <w:tcW w:type="dxa" w:w="4549"/>
+            <w:tcW w:type="dxa" w:w="2479"/>
           </w:tcPr>
           <w:tcPr/>
           <w:p>
             <w:pPr>
               <w:pStyle w:val="Compact"/>
-              <w:jc w:val="left"/>
+            </w:pPr>
+            <w:r>
+              <w:rPr>
+                <w:rFonts w:ascii="Times New Roman" w:hAnsi="Times New Roman" w:cs="Times New Roman" w:eastAsia="SimSun"/>
+              </w:rPr>
+              <w:t xml:space="preserve">挥发性脂肪酸两步滴定</w:t>
+            </w:r>
+          </w:p>
+        </w:tc>
+        <w:tc>
+          <w:tcPr>
+            <w:tcW w:type="dxa" w:w="3061"/>
+          </w:tcPr>
+          <w:tcPr/>
+          <w:p>
+            <w:pPr>
+              <w:pStyle w:val="Compact"/>
             </w:pPr>
             <w:r>
               <w:rPr>
@@ -35308,43 +35353,31 @@
         </w:tc>
         <w:tc>
           <w:tcPr>
-            <w:tcW w:type="dxa" w:w="1944"/>
+            <w:tcW w:type="dxa" w:w="867"/>
           </w:tcPr>
           <w:tcPr/>
           <w:p>
             <w:pPr>
               <w:pStyle w:val="Compact"/>
-              <w:jc w:val="left"/>
+              <w:jc w:val="center"/>
             </w:pPr>
-            <w:r>
-              <w:t xml:space="preserve">2018 </w:t>
-            </w:r>
             <w:r>
               <w:rPr>
                 <w:rFonts w:ascii="Times New Roman" w:hAnsi="Times New Roman" w:cs="Times New Roman" w:eastAsia="SimSun"/>
               </w:rPr>
-              <w:t xml:space="preserve">BST6冲刺一</w:t>
-            </w:r>
-            <w:r>
-              <w:t xml:space="preserve"> </w:t>
-            </w:r>
-            <w:r>
-              <w:rPr>
-                <w:rFonts w:ascii="Times New Roman" w:hAnsi="Times New Roman" w:cs="Times New Roman" w:eastAsia="SimSun"/>
-              </w:rPr>
-              <w:t xml:space="preserve">第5题</w:t>
+              <w:t xml:space="preserve">北斗学友</w:t>
             </w:r>
           </w:p>
         </w:tc>
         <w:tc>
           <w:tcPr>
-            <w:tcW w:type="dxa" w:w="1170"/>
+            <w:tcW w:type="dxa" w:w="964"/>
           </w:tcPr>
           <w:tcPr/>
           <w:p>
             <w:pPr>
               <w:pStyle w:val="Compact"/>
-              <w:jc w:val="left"/>
+              <w:jc w:val="center"/>
             </w:pPr>
             <w:r>
               <w:rPr>
@@ -35356,7 +35389,7 @@
         </w:tc>
         <w:tc>
           <w:tcPr>
-            <w:tcW w:type="dxa" w:w="600"/>
+            <w:tcW w:type="dxa" w:w="992"/>
           </w:tcPr>
           <w:tcPr/>
           <w:p>
@@ -35365,13 +35398,13 @@
               <w:jc w:val="center"/>
             </w:pPr>
             <w:r>
-              <w:t xml:space="preserve">5</w:t>
+              <w:t xml:space="preserve">⭐⭐⭐⭐⭐</w:t>
             </w:r>
           </w:p>
         </w:tc>
         <w:tc>
           <w:tcPr>
-            <w:tcW w:type="dxa" w:w="522"/>
+            <w:tcW w:type="dxa" w:w="652"/>
           </w:tcPr>
           <w:tcPr/>
           <w:p>
@@ -35388,7 +35421,7 @@
       <w:tr>
         <w:tc>
           <w:tcPr>
-            <w:tcW w:type="dxa" w:w="967"/>
+            <w:tcW w:type="dxa" w:w="737"/>
           </w:tcPr>
           <w:tcPr/>
           <w:p>
@@ -35403,13 +35436,29 @@
         </w:tc>
         <w:tc>
           <w:tcPr>
-            <w:tcW w:type="dxa" w:w="4549"/>
+            <w:tcW w:type="dxa" w:w="2479"/>
           </w:tcPr>
           <w:tcPr/>
           <w:p>
             <w:pPr>
               <w:pStyle w:val="Compact"/>
-              <w:jc w:val="left"/>
+            </w:pPr>
+            <w:r>
+              <w:rPr>
+                <w:rFonts w:ascii="Times New Roman" w:hAnsi="Times New Roman" w:cs="Times New Roman" w:eastAsia="SimSun"/>
+              </w:rPr>
+              <w:t xml:space="preserve">Winkler碘量法测溶解氧</w:t>
+            </w:r>
+          </w:p>
+        </w:tc>
+        <w:tc>
+          <w:tcPr>
+            <w:tcW w:type="dxa" w:w="3061"/>
+          </w:tcPr>
+          <w:tcPr/>
+          <w:p>
+            <w:pPr>
+              <w:pStyle w:val="Compact"/>
             </w:pPr>
             <w:r>
               <w:rPr>
@@ -35421,43 +35470,31 @@
         </w:tc>
         <w:tc>
           <w:tcPr>
-            <w:tcW w:type="dxa" w:w="1944"/>
+            <w:tcW w:type="dxa" w:w="867"/>
           </w:tcPr>
           <w:tcPr/>
           <w:p>
             <w:pPr>
               <w:pStyle w:val="Compact"/>
-              <w:jc w:val="left"/>
+              <w:jc w:val="center"/>
             </w:pPr>
-            <w:r>
-              <w:t xml:space="preserve">2017 </w:t>
-            </w:r>
             <w:r>
               <w:rPr>
                 <w:rFonts w:ascii="Times New Roman" w:hAnsi="Times New Roman" w:cs="Times New Roman" w:eastAsia="SimSun"/>
               </w:rPr>
-              <w:t xml:space="preserve">BST6冲刺一</w:t>
-            </w:r>
-            <w:r>
-              <w:t xml:space="preserve"> </w:t>
-            </w:r>
-            <w:r>
-              <w:rPr>
-                <w:rFonts w:ascii="Times New Roman" w:hAnsi="Times New Roman" w:cs="Times New Roman" w:eastAsia="SimSun"/>
-              </w:rPr>
-              <w:t xml:space="preserve">第4题</w:t>
+              <w:t xml:space="preserve">北斗学友</w:t>
             </w:r>
           </w:p>
         </w:tc>
         <w:tc>
           <w:tcPr>
-            <w:tcW w:type="dxa" w:w="1170"/>
+            <w:tcW w:type="dxa" w:w="964"/>
           </w:tcPr>
           <w:tcPr/>
           <w:p>
             <w:pPr>
               <w:pStyle w:val="Compact"/>
-              <w:jc w:val="left"/>
+              <w:jc w:val="center"/>
             </w:pPr>
             <w:r>
               <w:rPr>
@@ -35469,7 +35506,7 @@
         </w:tc>
         <w:tc>
           <w:tcPr>
-            <w:tcW w:type="dxa" w:w="600"/>
+            <w:tcW w:type="dxa" w:w="992"/>
           </w:tcPr>
           <w:tcPr/>
           <w:p>
@@ -35478,13 +35515,13 @@
               <w:jc w:val="center"/>
             </w:pPr>
             <w:r>
-              <w:t xml:space="preserve">5</w:t>
+              <w:t xml:space="preserve">⭐⭐⭐⭐⭐</w:t>
             </w:r>
           </w:p>
         </w:tc>
         <w:tc>
           <w:tcPr>
-            <w:tcW w:type="dxa" w:w="522"/>
+            <w:tcW w:type="dxa" w:w="652"/>
           </w:tcPr>
           <w:tcPr/>
           <w:p>
@@ -35501,7 +35538,7 @@
       <w:tr>
         <w:tc>
           <w:tcPr>
-            <w:tcW w:type="dxa" w:w="967"/>
+            <w:tcW w:type="dxa" w:w="737"/>
           </w:tcPr>
           <w:tcPr/>
           <w:p>
@@ -35516,13 +35553,29 @@
         </w:tc>
         <w:tc>
           <w:tcPr>
-            <w:tcW w:type="dxa" w:w="4549"/>
+            <w:tcW w:type="dxa" w:w="2479"/>
           </w:tcPr>
           <w:tcPr/>
           <w:p>
             <w:pPr>
               <w:pStyle w:val="Compact"/>
-              <w:jc w:val="left"/>
+            </w:pPr>
+            <w:r>
+              <w:rPr>
+                <w:rFonts w:ascii="Times New Roman" w:hAnsi="Times New Roman" w:cs="Times New Roman" w:eastAsia="SimSun"/>
+              </w:rPr>
+              <w:t xml:space="preserve">砷体系推断A至J</w:t>
+            </w:r>
+          </w:p>
+        </w:tc>
+        <w:tc>
+          <w:tcPr>
+            <w:tcW w:type="dxa" w:w="3061"/>
+          </w:tcPr>
+          <w:tcPr/>
+          <w:p>
+            <w:pPr>
+              <w:pStyle w:val="Compact"/>
             </w:pPr>
             <w:r>
               <w:rPr>
@@ -35534,43 +35587,31 @@
         </w:tc>
         <w:tc>
           <w:tcPr>
-            <w:tcW w:type="dxa" w:w="1944"/>
+            <w:tcW w:type="dxa" w:w="867"/>
           </w:tcPr>
           <w:tcPr/>
           <w:p>
             <w:pPr>
               <w:pStyle w:val="Compact"/>
-              <w:jc w:val="left"/>
+              <w:jc w:val="center"/>
             </w:pPr>
-            <w:r>
-              <w:t xml:space="preserve">2016 </w:t>
-            </w:r>
             <w:r>
               <w:rPr>
                 <w:rFonts w:ascii="Times New Roman" w:hAnsi="Times New Roman" w:cs="Times New Roman" w:eastAsia="SimSun"/>
               </w:rPr>
-              <w:t xml:space="preserve">BST6冲刺一</w:t>
-            </w:r>
-            <w:r>
-              <w:t xml:space="preserve"> </w:t>
-            </w:r>
-            <w:r>
-              <w:rPr>
-                <w:rFonts w:ascii="Times New Roman" w:hAnsi="Times New Roman" w:cs="Times New Roman" w:eastAsia="SimSun"/>
-              </w:rPr>
-              <w:t xml:space="preserve">第6题</w:t>
+              <w:t xml:space="preserve">北斗学友</w:t>
             </w:r>
           </w:p>
         </w:tc>
         <w:tc>
           <w:tcPr>
-            <w:tcW w:type="dxa" w:w="1170"/>
+            <w:tcW w:type="dxa" w:w="964"/>
           </w:tcPr>
           <w:tcPr/>
           <w:p>
             <w:pPr>
               <w:pStyle w:val="Compact"/>
-              <w:jc w:val="left"/>
+              <w:jc w:val="center"/>
             </w:pPr>
             <w:r>
               <w:rPr>
@@ -35582,7 +35623,7 @@
         </w:tc>
         <w:tc>
           <w:tcPr>
-            <w:tcW w:type="dxa" w:w="600"/>
+            <w:tcW w:type="dxa" w:w="992"/>
           </w:tcPr>
           <w:tcPr/>
           <w:p>
@@ -35591,13 +35632,13 @@
               <w:jc w:val="center"/>
             </w:pPr>
             <w:r>
-              <w:t xml:space="preserve">5</w:t>
+              <w:t xml:space="preserve">⭐⭐⭐⭐⭐</w:t>
             </w:r>
           </w:p>
         </w:tc>
         <w:tc>
           <w:tcPr>
-            <w:tcW w:type="dxa" w:w="522"/>
+            <w:tcW w:type="dxa" w:w="652"/>
           </w:tcPr>
           <w:tcPr/>
           <w:p>
@@ -35614,7 +35655,7 @@
       <w:tr>
         <w:tc>
           <w:tcPr>
-            <w:tcW w:type="dxa" w:w="967"/>
+            <w:tcW w:type="dxa" w:w="737"/>
           </w:tcPr>
           <w:tcPr/>
           <w:p>
@@ -35629,13 +35670,29 @@
         </w:tc>
         <w:tc>
           <w:tcPr>
-            <w:tcW w:type="dxa" w:w="4549"/>
+            <w:tcW w:type="dxa" w:w="2479"/>
           </w:tcPr>
           <w:tcPr/>
           <w:p>
             <w:pPr>
               <w:pStyle w:val="Compact"/>
-              <w:jc w:val="left"/>
+            </w:pPr>
+            <w:r>
+              <w:rPr>
+                <w:rFonts w:ascii="Times New Roman" w:hAnsi="Times New Roman" w:cs="Times New Roman" w:eastAsia="SimSun"/>
+              </w:rPr>
+              <w:t xml:space="preserve">碘体系电极电势</w:t>
+            </w:r>
+          </w:p>
+        </w:tc>
+        <w:tc>
+          <w:tcPr>
+            <w:tcW w:type="dxa" w:w="3061"/>
+          </w:tcPr>
+          <w:tcPr/>
+          <w:p>
+            <w:pPr>
+              <w:pStyle w:val="Compact"/>
             </w:pPr>
             <w:r>
               <w:rPr>
@@ -35647,43 +35704,31 @@
         </w:tc>
         <w:tc>
           <w:tcPr>
-            <w:tcW w:type="dxa" w:w="1944"/>
+            <w:tcW w:type="dxa" w:w="867"/>
           </w:tcPr>
           <w:tcPr/>
           <w:p>
             <w:pPr>
               <w:pStyle w:val="Compact"/>
-              <w:jc w:val="left"/>
+              <w:jc w:val="center"/>
             </w:pPr>
-            <w:r>
-              <w:t xml:space="preserve">2015 </w:t>
-            </w:r>
             <w:r>
               <w:rPr>
                 <w:rFonts w:ascii="Times New Roman" w:hAnsi="Times New Roman" w:cs="Times New Roman" w:eastAsia="SimSun"/>
               </w:rPr>
-              <w:t xml:space="preserve">BST7押题一</w:t>
-            </w:r>
-            <w:r>
-              <w:t xml:space="preserve"> </w:t>
-            </w:r>
-            <w:r>
-              <w:rPr>
-                <w:rFonts w:ascii="Times New Roman" w:hAnsi="Times New Roman" w:cs="Times New Roman" w:eastAsia="SimSun"/>
-              </w:rPr>
-              <w:t xml:space="preserve">第7题</w:t>
+              <w:t xml:space="preserve">北斗学友</w:t>
             </w:r>
           </w:p>
         </w:tc>
         <w:tc>
           <w:tcPr>
-            <w:tcW w:type="dxa" w:w="1170"/>
+            <w:tcW w:type="dxa" w:w="964"/>
           </w:tcPr>
           <w:tcPr/>
           <w:p>
             <w:pPr>
               <w:pStyle w:val="Compact"/>
-              <w:jc w:val="left"/>
+              <w:jc w:val="center"/>
             </w:pPr>
             <w:r>
               <w:rPr>
@@ -35695,7 +35740,7 @@
         </w:tc>
         <w:tc>
           <w:tcPr>
-            <w:tcW w:type="dxa" w:w="600"/>
+            <w:tcW w:type="dxa" w:w="992"/>
           </w:tcPr>
           <w:tcPr/>
           <w:p>
@@ -35704,13 +35749,13 @@
               <w:jc w:val="center"/>
             </w:pPr>
             <w:r>
-              <w:t xml:space="preserve">5</w:t>
+              <w:t xml:space="preserve">⭐⭐⭐⭐⭐</w:t>
             </w:r>
           </w:p>
         </w:tc>
         <w:tc>
           <w:tcPr>
-            <w:tcW w:type="dxa" w:w="522"/>
+            <w:tcW w:type="dxa" w:w="652"/>
           </w:tcPr>
           <w:tcPr/>
           <w:p>
@@ -35727,7 +35772,7 @@
       <w:tr>
         <w:tc>
           <w:tcPr>
-            <w:tcW w:type="dxa" w:w="967"/>
+            <w:tcW w:type="dxa" w:w="737"/>
           </w:tcPr>
           <w:tcPr/>
           <w:p>
@@ -35742,13 +35787,29 @@
         </w:tc>
         <w:tc>
           <w:tcPr>
-            <w:tcW w:type="dxa" w:w="4549"/>
+            <w:tcW w:type="dxa" w:w="2479"/>
           </w:tcPr>
           <w:tcPr/>
           <w:p>
             <w:pPr>
               <w:pStyle w:val="Compact"/>
-              <w:jc w:val="left"/>
+            </w:pPr>
+            <w:r>
+              <w:rPr>
+                <w:rFonts w:ascii="Times New Roman" w:hAnsi="Times New Roman" w:cs="Times New Roman" w:eastAsia="SimSun"/>
+              </w:rPr>
+              <w:t xml:space="preserve">ReO3结构与导电</w:t>
+            </w:r>
+          </w:p>
+        </w:tc>
+        <w:tc>
+          <w:tcPr>
+            <w:tcW w:type="dxa" w:w="3061"/>
+          </w:tcPr>
+          <w:tcPr/>
+          <w:p>
+            <w:pPr>
+              <w:pStyle w:val="Compact"/>
             </w:pPr>
             <w:r>
               <w:rPr>
@@ -35760,43 +35821,31 @@
         </w:tc>
         <w:tc>
           <w:tcPr>
-            <w:tcW w:type="dxa" w:w="1944"/>
+            <w:tcW w:type="dxa" w:w="867"/>
           </w:tcPr>
           <w:tcPr/>
           <w:p>
             <w:pPr>
               <w:pStyle w:val="Compact"/>
-              <w:jc w:val="left"/>
+              <w:jc w:val="center"/>
             </w:pPr>
-            <w:r>
-              <w:t xml:space="preserve">2018 </w:t>
-            </w:r>
             <w:r>
               <w:rPr>
                 <w:rFonts w:ascii="Times New Roman" w:hAnsi="Times New Roman" w:cs="Times New Roman" w:eastAsia="SimSun"/>
               </w:rPr>
-              <w:t xml:space="preserve">BST7押题一</w:t>
-            </w:r>
-            <w:r>
-              <w:t xml:space="preserve"> </w:t>
-            </w:r>
-            <w:r>
-              <w:rPr>
-                <w:rFonts w:ascii="Times New Roman" w:hAnsi="Times New Roman" w:cs="Times New Roman" w:eastAsia="SimSun"/>
-              </w:rPr>
-              <w:t xml:space="preserve">第5题</w:t>
+              <w:t xml:space="preserve">北斗学友</w:t>
             </w:r>
           </w:p>
         </w:tc>
         <w:tc>
           <w:tcPr>
-            <w:tcW w:type="dxa" w:w="1170"/>
+            <w:tcW w:type="dxa" w:w="964"/>
           </w:tcPr>
           <w:tcPr/>
           <w:p>
             <w:pPr>
               <w:pStyle w:val="Compact"/>
-              <w:jc w:val="left"/>
+              <w:jc w:val="center"/>
             </w:pPr>
             <w:r>
               <w:rPr>
@@ -35808,7 +35857,7 @@
         </w:tc>
         <w:tc>
           <w:tcPr>
-            <w:tcW w:type="dxa" w:w="600"/>
+            <w:tcW w:type="dxa" w:w="992"/>
           </w:tcPr>
           <w:tcPr/>
           <w:p>
@@ -35817,13 +35866,13 @@
               <w:jc w:val="center"/>
             </w:pPr>
             <w:r>
-              <w:t xml:space="preserve">4</w:t>
+              <w:t xml:space="preserve">⭐⭐⭐⭐</w:t>
             </w:r>
           </w:p>
         </w:tc>
         <w:tc>
           <w:tcPr>
-            <w:tcW w:type="dxa" w:w="522"/>
+            <w:tcW w:type="dxa" w:w="652"/>
           </w:tcPr>
           <w:tcPr/>
           <w:p>
@@ -35840,7 +35889,7 @@
       <w:tr>
         <w:tc>
           <w:tcPr>
-            <w:tcW w:type="dxa" w:w="967"/>
+            <w:tcW w:type="dxa" w:w="737"/>
           </w:tcPr>
           <w:tcPr/>
           <w:p>
@@ -35855,13 +35904,29 @@
         </w:tc>
         <w:tc>
           <w:tcPr>
-            <w:tcW w:type="dxa" w:w="4549"/>
+            <w:tcW w:type="dxa" w:w="2479"/>
           </w:tcPr>
           <w:tcPr/>
           <w:p>
             <w:pPr>
               <w:pStyle w:val="Compact"/>
-              <w:jc w:val="left"/>
+            </w:pPr>
+            <w:r>
+              <w:rPr>
+                <w:rFonts w:ascii="Times New Roman" w:hAnsi="Times New Roman" w:cs="Times New Roman" w:eastAsia="SimSun"/>
+              </w:rPr>
+              <w:t xml:space="preserve">锡同素异形体的晶体结构</w:t>
+            </w:r>
+          </w:p>
+        </w:tc>
+        <w:tc>
+          <w:tcPr>
+            <w:tcW w:type="dxa" w:w="3061"/>
+          </w:tcPr>
+          <w:tcPr/>
+          <w:p>
+            <w:pPr>
+              <w:pStyle w:val="Compact"/>
             </w:pPr>
             <w:r>
               <w:rPr>
@@ -35873,43 +35938,31 @@
         </w:tc>
         <w:tc>
           <w:tcPr>
-            <w:tcW w:type="dxa" w:w="1944"/>
+            <w:tcW w:type="dxa" w:w="867"/>
           </w:tcPr>
           <w:tcPr/>
           <w:p>
             <w:pPr>
               <w:pStyle w:val="Compact"/>
-              <w:jc w:val="left"/>
+              <w:jc w:val="center"/>
             </w:pPr>
-            <w:r>
-              <w:t xml:space="preserve">2019 </w:t>
-            </w:r>
             <w:r>
               <w:rPr>
                 <w:rFonts w:ascii="Times New Roman" w:hAnsi="Times New Roman" w:cs="Times New Roman" w:eastAsia="SimSun"/>
               </w:rPr>
-              <w:t xml:space="preserve">BST4强化二</w:t>
-            </w:r>
-            <w:r>
-              <w:t xml:space="preserve"> </w:t>
-            </w:r>
-            <w:r>
-              <w:rPr>
-                <w:rFonts w:ascii="Times New Roman" w:hAnsi="Times New Roman" w:cs="Times New Roman" w:eastAsia="SimSun"/>
-              </w:rPr>
-              <w:t xml:space="preserve">第4题</w:t>
+              <w:t xml:space="preserve">北斗学友</w:t>
             </w:r>
           </w:p>
         </w:tc>
         <w:tc>
           <w:tcPr>
-            <w:tcW w:type="dxa" w:w="1170"/>
+            <w:tcW w:type="dxa" w:w="964"/>
           </w:tcPr>
           <w:tcPr/>
           <w:p>
             <w:pPr>
               <w:pStyle w:val="Compact"/>
-              <w:jc w:val="left"/>
+              <w:jc w:val="center"/>
             </w:pPr>
             <w:r>
               <w:rPr>
@@ -35921,7 +35974,7 @@
         </w:tc>
         <w:tc>
           <w:tcPr>
-            <w:tcW w:type="dxa" w:w="600"/>
+            <w:tcW w:type="dxa" w:w="992"/>
           </w:tcPr>
           <w:tcPr/>
           <w:p>
@@ -35930,13 +35983,13 @@
               <w:jc w:val="center"/>
             </w:pPr>
             <w:r>
-              <w:t xml:space="preserve">5</w:t>
+              <w:t xml:space="preserve">⭐⭐⭐⭐⭐</w:t>
             </w:r>
           </w:p>
         </w:tc>
         <w:tc>
           <w:tcPr>
-            <w:tcW w:type="dxa" w:w="522"/>
+            <w:tcW w:type="dxa" w:w="652"/>
           </w:tcPr>
           <w:tcPr/>
           <w:p>
@@ -35953,7 +36006,7 @@
       <w:tr>
         <w:tc>
           <w:tcPr>
-            <w:tcW w:type="dxa" w:w="967"/>
+            <w:tcW w:type="dxa" w:w="737"/>
           </w:tcPr>
           <w:tcPr/>
           <w:p>
@@ -35968,13 +36021,29 @@
         </w:tc>
         <w:tc>
           <w:tcPr>
-            <w:tcW w:type="dxa" w:w="4549"/>
+            <w:tcW w:type="dxa" w:w="2479"/>
           </w:tcPr>
           <w:tcPr/>
           <w:p>
             <w:pPr>
               <w:pStyle w:val="Compact"/>
-              <w:jc w:val="left"/>
+            </w:pPr>
+            <w:r>
+              <w:rPr>
+                <w:rFonts w:ascii="Times New Roman" w:hAnsi="Times New Roman" w:cs="Times New Roman" w:eastAsia="SimSun"/>
+              </w:rPr>
+              <w:t xml:space="preserve">碲化铋热电材料晶体学</w:t>
+            </w:r>
+          </w:p>
+        </w:tc>
+        <w:tc>
+          <w:tcPr>
+            <w:tcW w:type="dxa" w:w="3061"/>
+          </w:tcPr>
+          <w:tcPr/>
+          <w:p>
+            <w:pPr>
+              <w:pStyle w:val="Compact"/>
             </w:pPr>
             <w:r>
               <w:rPr>
@@ -35986,43 +36055,31 @@
         </w:tc>
         <w:tc>
           <w:tcPr>
-            <w:tcW w:type="dxa" w:w="1944"/>
+            <w:tcW w:type="dxa" w:w="867"/>
           </w:tcPr>
           <w:tcPr/>
           <w:p>
             <w:pPr>
               <w:pStyle w:val="Compact"/>
-              <w:jc w:val="left"/>
+              <w:jc w:val="center"/>
             </w:pPr>
-            <w:r>
-              <w:t xml:space="preserve">2018 </w:t>
-            </w:r>
             <w:r>
               <w:rPr>
                 <w:rFonts w:ascii="Times New Roman" w:hAnsi="Times New Roman" w:cs="Times New Roman" w:eastAsia="SimSun"/>
               </w:rPr>
-              <w:t xml:space="preserve">BST6冲刺二</w:t>
-            </w:r>
-            <w:r>
-              <w:t xml:space="preserve"> </w:t>
-            </w:r>
-            <w:r>
-              <w:rPr>
-                <w:rFonts w:ascii="Times New Roman" w:hAnsi="Times New Roman" w:cs="Times New Roman" w:eastAsia="SimSun"/>
-              </w:rPr>
-              <w:t xml:space="preserve">第5题</w:t>
+              <w:t xml:space="preserve">北斗学友</w:t>
             </w:r>
           </w:p>
         </w:tc>
         <w:tc>
           <w:tcPr>
-            <w:tcW w:type="dxa" w:w="1170"/>
+            <w:tcW w:type="dxa" w:w="964"/>
           </w:tcPr>
           <w:tcPr/>
           <w:p>
             <w:pPr>
               <w:pStyle w:val="Compact"/>
-              <w:jc w:val="left"/>
+              <w:jc w:val="center"/>
             </w:pPr>
             <w:r>
               <w:rPr>
@@ -36034,7 +36091,7 @@
         </w:tc>
         <w:tc>
           <w:tcPr>
-            <w:tcW w:type="dxa" w:w="600"/>
+            <w:tcW w:type="dxa" w:w="992"/>
           </w:tcPr>
           <w:tcPr/>
           <w:p>
@@ -36043,13 +36100,13 @@
               <w:jc w:val="center"/>
             </w:pPr>
             <w:r>
-              <w:t xml:space="preserve">5</w:t>
+              <w:t xml:space="preserve">⭐⭐⭐⭐⭐</w:t>
             </w:r>
           </w:p>
         </w:tc>
         <w:tc>
           <w:tcPr>
-            <w:tcW w:type="dxa" w:w="522"/>
+            <w:tcW w:type="dxa" w:w="652"/>
           </w:tcPr>
           <w:tcPr/>
           <w:p>
@@ -36066,7 +36123,7 @@
       <w:tr>
         <w:tc>
           <w:tcPr>
-            <w:tcW w:type="dxa" w:w="967"/>
+            <w:tcW w:type="dxa" w:w="737"/>
           </w:tcPr>
           <w:tcPr/>
           <w:p>
@@ -36081,13 +36138,29 @@
         </w:tc>
         <w:tc>
           <w:tcPr>
-            <w:tcW w:type="dxa" w:w="4549"/>
+            <w:tcW w:type="dxa" w:w="2479"/>
           </w:tcPr>
           <w:tcPr/>
           <w:p>
             <w:pPr>
               <w:pStyle w:val="Compact"/>
-              <w:jc w:val="left"/>
+            </w:pPr>
+            <w:r>
+              <w:rPr>
+                <w:rFonts w:ascii="Times New Roman" w:hAnsi="Times New Roman" w:cs="Times New Roman" w:eastAsia="SimSun"/>
+              </w:rPr>
+              <w:t xml:space="preserve">钛酸钡钙钛矿晶胞</w:t>
+            </w:r>
+          </w:p>
+        </w:tc>
+        <w:tc>
+          <w:tcPr>
+            <w:tcW w:type="dxa" w:w="3061"/>
+          </w:tcPr>
+          <w:tcPr/>
+          <w:p>
+            <w:pPr>
+              <w:pStyle w:val="Compact"/>
             </w:pPr>
             <w:r>
               <w:rPr>
@@ -36099,43 +36172,31 @@
         </w:tc>
         <w:tc>
           <w:tcPr>
-            <w:tcW w:type="dxa" w:w="1944"/>
+            <w:tcW w:type="dxa" w:w="867"/>
           </w:tcPr>
           <w:tcPr/>
           <w:p>
             <w:pPr>
               <w:pStyle w:val="Compact"/>
-              <w:jc w:val="left"/>
+              <w:jc w:val="center"/>
             </w:pPr>
-            <w:r>
-              <w:t xml:space="preserve">2017 </w:t>
-            </w:r>
             <w:r>
               <w:rPr>
                 <w:rFonts w:ascii="Times New Roman" w:hAnsi="Times New Roman" w:cs="Times New Roman" w:eastAsia="SimSun"/>
               </w:rPr>
-              <w:t xml:space="preserve">BST6冲刺一</w:t>
-            </w:r>
-            <w:r>
-              <w:t xml:space="preserve"> </w:t>
-            </w:r>
-            <w:r>
-              <w:rPr>
-                <w:rFonts w:ascii="Times New Roman" w:hAnsi="Times New Roman" w:cs="Times New Roman" w:eastAsia="SimSun"/>
-              </w:rPr>
-              <w:t xml:space="preserve">第5题</w:t>
+              <w:t xml:space="preserve">北斗学友</w:t>
             </w:r>
           </w:p>
         </w:tc>
         <w:tc>
           <w:tcPr>
-            <w:tcW w:type="dxa" w:w="1170"/>
+            <w:tcW w:type="dxa" w:w="964"/>
           </w:tcPr>
           <w:tcPr/>
           <w:p>
             <w:pPr>
               <w:pStyle w:val="Compact"/>
-              <w:jc w:val="left"/>
+              <w:jc w:val="center"/>
             </w:pPr>
             <w:r>
               <w:rPr>
@@ -36147,7 +36208,7 @@
         </w:tc>
         <w:tc>
           <w:tcPr>
-            <w:tcW w:type="dxa" w:w="600"/>
+            <w:tcW w:type="dxa" w:w="992"/>
           </w:tcPr>
           <w:tcPr/>
           <w:p>
@@ -36156,13 +36217,13 @@
               <w:jc w:val="center"/>
             </w:pPr>
             <w:r>
-              <w:t xml:space="preserve">4</w:t>
+              <w:t xml:space="preserve">⭐⭐⭐⭐</w:t>
             </w:r>
           </w:p>
         </w:tc>
         <w:tc>
           <w:tcPr>
-            <w:tcW w:type="dxa" w:w="522"/>
+            <w:tcW w:type="dxa" w:w="652"/>
           </w:tcPr>
           <w:tcPr/>
           <w:p>
@@ -36179,7 +36240,7 @@
       <w:tr>
         <w:tc>
           <w:tcPr>
-            <w:tcW w:type="dxa" w:w="967"/>
+            <w:tcW w:type="dxa" w:w="737"/>
           </w:tcPr>
           <w:tcPr/>
           <w:p>
@@ -36194,13 +36255,29 @@
         </w:tc>
         <w:tc>
           <w:tcPr>
-            <w:tcW w:type="dxa" w:w="4549"/>
+            <w:tcW w:type="dxa" w:w="2479"/>
           </w:tcPr>
           <w:tcPr/>
           <w:p>
             <w:pPr>
               <w:pStyle w:val="Compact"/>
-              <w:jc w:val="left"/>
+            </w:pPr>
+            <w:r>
+              <w:rPr>
+                <w:rFonts w:ascii="Times New Roman" w:hAnsi="Times New Roman" w:cs="Times New Roman" w:eastAsia="SimSun"/>
+              </w:rPr>
+              <w:t xml:space="preserve">尖晶石MgAl2O4结构</w:t>
+            </w:r>
+          </w:p>
+        </w:tc>
+        <w:tc>
+          <w:tcPr>
+            <w:tcW w:type="dxa" w:w="3061"/>
+          </w:tcPr>
+          <w:tcPr/>
+          <w:p>
+            <w:pPr>
+              <w:pStyle w:val="Compact"/>
             </w:pPr>
             <w:r>
               <w:rPr>
@@ -36212,43 +36289,31 @@
         </w:tc>
         <w:tc>
           <w:tcPr>
-            <w:tcW w:type="dxa" w:w="1944"/>
+            <w:tcW w:type="dxa" w:w="867"/>
           </w:tcPr>
           <w:tcPr/>
           <w:p>
             <w:pPr>
               <w:pStyle w:val="Compact"/>
-              <w:jc w:val="left"/>
+              <w:jc w:val="center"/>
             </w:pPr>
-            <w:r>
-              <w:t xml:space="preserve">2016 </w:t>
-            </w:r>
             <w:r>
               <w:rPr>
                 <w:rFonts w:ascii="Times New Roman" w:hAnsi="Times New Roman" w:cs="Times New Roman" w:eastAsia="SimSun"/>
               </w:rPr>
-              <w:t xml:space="preserve">BST6冲刺一</w:t>
-            </w:r>
-            <w:r>
-              <w:t xml:space="preserve"> </w:t>
-            </w:r>
-            <w:r>
-              <w:rPr>
-                <w:rFonts w:ascii="Times New Roman" w:hAnsi="Times New Roman" w:cs="Times New Roman" w:eastAsia="SimSun"/>
-              </w:rPr>
-              <w:t xml:space="preserve">第7题</w:t>
+              <w:t xml:space="preserve">北斗学友</w:t>
             </w:r>
           </w:p>
         </w:tc>
         <w:tc>
           <w:tcPr>
-            <w:tcW w:type="dxa" w:w="1170"/>
+            <w:tcW w:type="dxa" w:w="964"/>
           </w:tcPr>
           <w:tcPr/>
           <w:p>
             <w:pPr>
               <w:pStyle w:val="Compact"/>
-              <w:jc w:val="left"/>
+              <w:jc w:val="center"/>
             </w:pPr>
             <w:r>
               <w:rPr>
@@ -36260,7 +36325,7 @@
         </w:tc>
         <w:tc>
           <w:tcPr>
-            <w:tcW w:type="dxa" w:w="600"/>
+            <w:tcW w:type="dxa" w:w="992"/>
           </w:tcPr>
           <w:tcPr/>
           <w:p>
@@ -36269,13 +36334,13 @@
               <w:jc w:val="center"/>
             </w:pPr>
             <w:r>
-              <w:t xml:space="preserve">4</w:t>
+              <w:t xml:space="preserve">⭐⭐⭐⭐</w:t>
             </w:r>
           </w:p>
         </w:tc>
         <w:tc>
           <w:tcPr>
-            <w:tcW w:type="dxa" w:w="522"/>
+            <w:tcW w:type="dxa" w:w="652"/>
           </w:tcPr>
           <w:tcPr/>
           <w:p>
@@ -36292,7 +36357,7 @@
       <w:tr>
         <w:tc>
           <w:tcPr>
-            <w:tcW w:type="dxa" w:w="967"/>
+            <w:tcW w:type="dxa" w:w="737"/>
           </w:tcPr>
           <w:tcPr/>
           <w:p>
@@ -36307,13 +36372,29 @@
         </w:tc>
         <w:tc>
           <w:tcPr>
-            <w:tcW w:type="dxa" w:w="4549"/>
+            <w:tcW w:type="dxa" w:w="2479"/>
           </w:tcPr>
           <w:tcPr/>
           <w:p>
             <w:pPr>
               <w:pStyle w:val="Compact"/>
-              <w:jc w:val="left"/>
+            </w:pPr>
+            <w:r>
+              <w:rPr>
+                <w:rFonts w:ascii="Times New Roman" w:hAnsi="Times New Roman" w:cs="Times New Roman" w:eastAsia="SimSun"/>
+              </w:rPr>
+              <w:t xml:space="preserve">二氧化氮二聚平衡</w:t>
+            </w:r>
+          </w:p>
+        </w:tc>
+        <w:tc>
+          <w:tcPr>
+            <w:tcW w:type="dxa" w:w="3061"/>
+          </w:tcPr>
+          <w:tcPr/>
+          <w:p>
+            <w:pPr>
+              <w:pStyle w:val="Compact"/>
             </w:pPr>
             <w:r>
               <w:rPr>
@@ -36325,43 +36406,31 @@
         </w:tc>
         <w:tc>
           <w:tcPr>
-            <w:tcW w:type="dxa" w:w="1944"/>
+            <w:tcW w:type="dxa" w:w="867"/>
           </w:tcPr>
           <w:tcPr/>
           <w:p>
             <w:pPr>
               <w:pStyle w:val="Compact"/>
-              <w:jc w:val="left"/>
+              <w:jc w:val="center"/>
             </w:pPr>
-            <w:r>
-              <w:t xml:space="preserve">2019 </w:t>
-            </w:r>
             <w:r>
               <w:rPr>
                 <w:rFonts w:ascii="Times New Roman" w:hAnsi="Times New Roman" w:cs="Times New Roman" w:eastAsia="SimSun"/>
               </w:rPr>
-              <w:t xml:space="preserve">BST4强化一</w:t>
-            </w:r>
-            <w:r>
-              <w:t xml:space="preserve"> </w:t>
-            </w:r>
-            <w:r>
-              <w:rPr>
-                <w:rFonts w:ascii="Times New Roman" w:hAnsi="Times New Roman" w:cs="Times New Roman" w:eastAsia="SimSun"/>
-              </w:rPr>
-              <w:t xml:space="preserve">第5题</w:t>
+              <w:t xml:space="preserve">北斗学友</w:t>
             </w:r>
           </w:p>
         </w:tc>
         <w:tc>
           <w:tcPr>
-            <w:tcW w:type="dxa" w:w="1170"/>
+            <w:tcW w:type="dxa" w:w="964"/>
           </w:tcPr>
           <w:tcPr/>
           <w:p>
             <w:pPr>
               <w:pStyle w:val="Compact"/>
-              <w:jc w:val="left"/>
+              <w:jc w:val="center"/>
             </w:pPr>
             <w:r>
               <w:rPr>
@@ -36373,7 +36442,7 @@
         </w:tc>
         <w:tc>
           <w:tcPr>
-            <w:tcW w:type="dxa" w:w="600"/>
+            <w:tcW w:type="dxa" w:w="992"/>
           </w:tcPr>
           <w:tcPr/>
           <w:p>
@@ -36382,13 +36451,13 @@
               <w:jc w:val="center"/>
             </w:pPr>
             <w:r>
-              <w:t xml:space="preserve">4</w:t>
+              <w:t xml:space="preserve">⭐⭐⭐⭐</w:t>
             </w:r>
           </w:p>
         </w:tc>
         <w:tc>
           <w:tcPr>
-            <w:tcW w:type="dxa" w:w="522"/>
+            <w:tcW w:type="dxa" w:w="652"/>
           </w:tcPr>
           <w:tcPr/>
           <w:p>
@@ -36405,7 +36474,7 @@
       <w:tr>
         <w:tc>
           <w:tcPr>
-            <w:tcW w:type="dxa" w:w="967"/>
+            <w:tcW w:type="dxa" w:w="737"/>
           </w:tcPr>
           <w:tcPr/>
           <w:p>
@@ -36420,13 +36489,29 @@
         </w:tc>
         <w:tc>
           <w:tcPr>
-            <w:tcW w:type="dxa" w:w="4549"/>
+            <w:tcW w:type="dxa" w:w="2479"/>
           </w:tcPr>
           <w:tcPr/>
           <w:p>
             <w:pPr>
               <w:pStyle w:val="Compact"/>
-              <w:jc w:val="left"/>
+            </w:pPr>
+            <w:r>
+              <w:rPr>
+                <w:rFonts w:ascii="Times New Roman" w:hAnsi="Times New Roman" w:cs="Times New Roman" w:eastAsia="SimSun"/>
+              </w:rPr>
+              <w:t xml:space="preserve">弹式量热计测生成焓</w:t>
+            </w:r>
+          </w:p>
+        </w:tc>
+        <w:tc>
+          <w:tcPr>
+            <w:tcW w:type="dxa" w:w="3061"/>
+          </w:tcPr>
+          <w:tcPr/>
+          <w:p>
+            <w:pPr>
+              <w:pStyle w:val="Compact"/>
             </w:pPr>
             <w:r>
               <w:rPr>
@@ -36438,43 +36523,31 @@
         </w:tc>
         <w:tc>
           <w:tcPr>
-            <w:tcW w:type="dxa" w:w="1944"/>
+            <w:tcW w:type="dxa" w:w="867"/>
           </w:tcPr>
           <w:tcPr/>
           <w:p>
             <w:pPr>
               <w:pStyle w:val="Compact"/>
-              <w:jc w:val="left"/>
+              <w:jc w:val="center"/>
             </w:pPr>
-            <w:r>
-              <w:t xml:space="preserve">2018 </w:t>
-            </w:r>
             <w:r>
               <w:rPr>
                 <w:rFonts w:ascii="Times New Roman" w:hAnsi="Times New Roman" w:cs="Times New Roman" w:eastAsia="SimSun"/>
               </w:rPr>
-              <w:t xml:space="preserve">BST7押题一</w:t>
-            </w:r>
-            <w:r>
-              <w:t xml:space="preserve"> </w:t>
-            </w:r>
-            <w:r>
-              <w:rPr>
-                <w:rFonts w:ascii="Times New Roman" w:hAnsi="Times New Roman" w:cs="Times New Roman" w:eastAsia="SimSun"/>
-              </w:rPr>
-              <w:t xml:space="preserve">第4题</w:t>
+              <w:t xml:space="preserve">北斗学友</w:t>
             </w:r>
           </w:p>
         </w:tc>
         <w:tc>
           <w:tcPr>
-            <w:tcW w:type="dxa" w:w="1170"/>
+            <w:tcW w:type="dxa" w:w="964"/>
           </w:tcPr>
           <w:tcPr/>
           <w:p>
             <w:pPr>
               <w:pStyle w:val="Compact"/>
-              <w:jc w:val="left"/>
+              <w:jc w:val="center"/>
             </w:pPr>
             <w:r>
               <w:rPr>
@@ -36486,7 +36559,7 @@
         </w:tc>
         <w:tc>
           <w:tcPr>
-            <w:tcW w:type="dxa" w:w="600"/>
+            <w:tcW w:type="dxa" w:w="992"/>
           </w:tcPr>
           <w:tcPr/>
           <w:p>
@@ -36495,13 +36568,13 @@
               <w:jc w:val="center"/>
             </w:pPr>
             <w:r>
-              <w:t xml:space="preserve">4</w:t>
+              <w:t xml:space="preserve">⭐⭐⭐⭐</w:t>
             </w:r>
           </w:p>
         </w:tc>
         <w:tc>
           <w:tcPr>
-            <w:tcW w:type="dxa" w:w="522"/>
+            <w:tcW w:type="dxa" w:w="652"/>
           </w:tcPr>
           <w:tcPr/>
           <w:p>
@@ -36518,7 +36591,7 @@
       <w:tr>
         <w:tc>
           <w:tcPr>
-            <w:tcW w:type="dxa" w:w="967"/>
+            <w:tcW w:type="dxa" w:w="737"/>
           </w:tcPr>
           <w:tcPr/>
           <w:p>
@@ -36533,13 +36606,29 @@
         </w:tc>
         <w:tc>
           <w:tcPr>
-            <w:tcW w:type="dxa" w:w="4549"/>
+            <w:tcW w:type="dxa" w:w="2479"/>
           </w:tcPr>
           <w:tcPr/>
           <w:p>
             <w:pPr>
               <w:pStyle w:val="Compact"/>
-              <w:jc w:val="left"/>
+            </w:pPr>
+            <w:r>
+              <w:rPr>
+                <w:rFonts w:ascii="Times New Roman" w:hAnsi="Times New Roman" w:cs="Times New Roman" w:eastAsia="SimSun"/>
+              </w:rPr>
+              <w:t xml:space="preserve">BZ振荡反应与活化能</w:t>
+            </w:r>
+          </w:p>
+        </w:tc>
+        <w:tc>
+          <w:tcPr>
+            <w:tcW w:type="dxa" w:w="3061"/>
+          </w:tcPr>
+          <w:tcPr/>
+          <w:p>
+            <w:pPr>
+              <w:pStyle w:val="Compact"/>
             </w:pPr>
             <w:r>
               <w:rPr>
@@ -36551,43 +36640,31 @@
         </w:tc>
         <w:tc>
           <w:tcPr>
-            <w:tcW w:type="dxa" w:w="1944"/>
+            <w:tcW w:type="dxa" w:w="867"/>
           </w:tcPr>
           <w:tcPr/>
           <w:p>
             <w:pPr>
               <w:pStyle w:val="Compact"/>
-              <w:jc w:val="left"/>
+              <w:jc w:val="center"/>
             </w:pPr>
-            <w:r>
-              <w:t xml:space="preserve">2016 </w:t>
-            </w:r>
             <w:r>
               <w:rPr>
                 <w:rFonts w:ascii="Times New Roman" w:hAnsi="Times New Roman" w:cs="Times New Roman" w:eastAsia="SimSun"/>
               </w:rPr>
-              <w:t xml:space="preserve">BST7押题二</w:t>
-            </w:r>
-            <w:r>
-              <w:t xml:space="preserve"> </w:t>
-            </w:r>
-            <w:r>
-              <w:rPr>
-                <w:rFonts w:ascii="Times New Roman" w:hAnsi="Times New Roman" w:cs="Times New Roman" w:eastAsia="SimSun"/>
-              </w:rPr>
-              <w:t xml:space="preserve">第3题</w:t>
+              <w:t xml:space="preserve">北斗学友</w:t>
             </w:r>
           </w:p>
         </w:tc>
         <w:tc>
           <w:tcPr>
-            <w:tcW w:type="dxa" w:w="1170"/>
+            <w:tcW w:type="dxa" w:w="964"/>
           </w:tcPr>
           <w:tcPr/>
           <w:p>
             <w:pPr>
               <w:pStyle w:val="Compact"/>
-              <w:jc w:val="left"/>
+              <w:jc w:val="center"/>
             </w:pPr>
             <w:r>
               <w:rPr>
@@ -36599,7 +36676,7 @@
         </w:tc>
         <w:tc>
           <w:tcPr>
-            <w:tcW w:type="dxa" w:w="600"/>
+            <w:tcW w:type="dxa" w:w="992"/>
           </w:tcPr>
           <w:tcPr/>
           <w:p>
@@ -36608,13 +36685,13 @@
               <w:jc w:val="center"/>
             </w:pPr>
             <w:r>
-              <w:t xml:space="preserve">4</w:t>
+              <w:t xml:space="preserve">⭐⭐⭐⭐</w:t>
             </w:r>
           </w:p>
         </w:tc>
         <w:tc>
           <w:tcPr>
-            <w:tcW w:type="dxa" w:w="522"/>
+            <w:tcW w:type="dxa" w:w="652"/>
           </w:tcPr>
           <w:tcPr/>
           <w:p>
@@ -36631,7 +36708,7 @@
       <w:tr>
         <w:tc>
           <w:tcPr>
-            <w:tcW w:type="dxa" w:w="967"/>
+            <w:tcW w:type="dxa" w:w="737"/>
           </w:tcPr>
           <w:tcPr/>
           <w:p>
@@ -36646,13 +36723,29 @@
         </w:tc>
         <w:tc>
           <w:tcPr>
-            <w:tcW w:type="dxa" w:w="4549"/>
+            <w:tcW w:type="dxa" w:w="2479"/>
           </w:tcPr>
           <w:tcPr/>
           <w:p>
             <w:pPr>
               <w:pStyle w:val="Compact"/>
-              <w:jc w:val="left"/>
+            </w:pPr>
+            <w:r>
+              <w:rPr>
+                <w:rFonts w:ascii="Times New Roman" w:hAnsi="Times New Roman" w:cs="Times New Roman" w:eastAsia="SimSun"/>
+              </w:rPr>
+              <w:t xml:space="preserve">链式反应速率方程推导</w:t>
+            </w:r>
+          </w:p>
+        </w:tc>
+        <w:tc>
+          <w:tcPr>
+            <w:tcW w:type="dxa" w:w="3061"/>
+          </w:tcPr>
+          <w:tcPr/>
+          <w:p>
+            <w:pPr>
+              <w:pStyle w:val="Compact"/>
             </w:pPr>
             <w:r>
               <w:rPr>
@@ -36664,43 +36757,31 @@
         </w:tc>
         <w:tc>
           <w:tcPr>
-            <w:tcW w:type="dxa" w:w="1944"/>
+            <w:tcW w:type="dxa" w:w="867"/>
           </w:tcPr>
           <w:tcPr/>
           <w:p>
             <w:pPr>
               <w:pStyle w:val="Compact"/>
-              <w:jc w:val="left"/>
+              <w:jc w:val="center"/>
             </w:pPr>
-            <w:r>
-              <w:t xml:space="preserve">2015 </w:t>
-            </w:r>
             <w:r>
               <w:rPr>
                 <w:rFonts w:ascii="Times New Roman" w:hAnsi="Times New Roman" w:cs="Times New Roman" w:eastAsia="SimSun"/>
               </w:rPr>
-              <w:t xml:space="preserve">BST7押题二</w:t>
-            </w:r>
-            <w:r>
-              <w:t xml:space="preserve"> </w:t>
-            </w:r>
-            <w:r>
-              <w:rPr>
-                <w:rFonts w:ascii="Times New Roman" w:hAnsi="Times New Roman" w:cs="Times New Roman" w:eastAsia="SimSun"/>
-              </w:rPr>
-              <w:t xml:space="preserve">第6题</w:t>
+              <w:t xml:space="preserve">北斗学友</w:t>
             </w:r>
           </w:p>
         </w:tc>
         <w:tc>
           <w:tcPr>
-            <w:tcW w:type="dxa" w:w="1170"/>
+            <w:tcW w:type="dxa" w:w="964"/>
           </w:tcPr>
           <w:tcPr/>
           <w:p>
             <w:pPr>
               <w:pStyle w:val="Compact"/>
-              <w:jc w:val="left"/>
+              <w:jc w:val="center"/>
             </w:pPr>
             <w:r>
               <w:rPr>
@@ -36712,7 +36793,7 @@
         </w:tc>
         <w:tc>
           <w:tcPr>
-            <w:tcW w:type="dxa" w:w="600"/>
+            <w:tcW w:type="dxa" w:w="992"/>
           </w:tcPr>
           <w:tcPr/>
           <w:p>
@@ -36721,13 +36802,13 @@
               <w:jc w:val="center"/>
             </w:pPr>
             <w:r>
-              <w:t xml:space="preserve">5</w:t>
+              <w:t xml:space="preserve">⭐⭐⭐⭐⭐</w:t>
             </w:r>
           </w:p>
         </w:tc>
         <w:tc>
           <w:tcPr>
-            <w:tcW w:type="dxa" w:w="522"/>
+            <w:tcW w:type="dxa" w:w="652"/>
           </w:tcPr>
           <w:tcPr/>
           <w:p>
